--- a/templates/Medicine Case Study/Medicine Case Study-Personal.fixed.docx
+++ b/templates/Medicine Case Study/Medicine Case Study-Personal.fixed.docx
@@ -1387,6 +1387,7 @@
     <w:p>
       <w:pPr>
         <w:spacing w:after="0" w:line="278" w:lineRule="auto"/>
+        <w:ind w:firstLine="720"/>
         <w:rPr>
           <w:rFonts w:ascii="Arial" w:hAnsi="Arial" w:cs="Arial"/>
           <w:b/>
@@ -1463,6 +1464,7 @@
     <w:p>
       <w:pPr>
         <w:spacing w:after="0" w:line="278" w:lineRule="auto"/>
+        <w:ind w:firstLine="720"/>
         <w:rPr>
           <w:rFonts w:ascii="Arial" w:hAnsi="Arial" w:cs="Arial"/>
           <w:b/>
@@ -1523,6 +1525,7 @@
     <w:p>
       <w:pPr>
         <w:spacing w:after="0" w:line="240" w:lineRule="auto"/>
+        <w:ind w:firstLine="720"/>
         <w:jc w:val="both"/>
         <w:rPr>
           <w:rFonts w:ascii="Arial" w:hAnsi="Arial" w:cs="Arial"/>

--- a/templates/Medicine Case Study/Medicine Case Study-Personal.fixed.docx
+++ b/templates/Medicine Case Study/Medicine Case Study-Personal.fixed.docx
@@ -1947,38 +1947,6 @@
                               </w:rPr>
                               <w:t xml:space="preserve">   </w:t>
                             </w:r>
-                            <w:r>
-                              <w:rPr>
-                                <w:b/>
-                                <w:bCs/>
-                                <w:sz w:val="10"/>
-                                <w:szCs w:val="10"/>
-                              </w:rPr>
-                              <w:t>Document URL:</w:t>
-                            </w:r>
-                            <w:r>
-                              <w:rPr>
-                                <w:sz w:val="10"/>
-                                <w:szCs w:val="10"/>
-                              </w:rPr>
-                              <w:t xml:space="preserve"> {</w:t>
-                            </w:r>
-                            <w:proofErr w:type="spellStart"/>
-                            <w:r>
-                              <w:rPr>
-                                <w:sz w:val="10"/>
-                                <w:szCs w:val="10"/>
-                              </w:rPr>
-                              <w:t>documentVerificationUrl</w:t>
-                            </w:r>
-                            <w:proofErr w:type="spellEnd"/>
-                            <w:r>
-                              <w:rPr>
-                                <w:sz w:val="10"/>
-                                <w:szCs w:val="10"/>
-                              </w:rPr>
-                              <w:t xml:space="preserve">}   </w:t>
-                            </w:r>
                           </w:p>
                           <w:p>
                             <w:pPr>
@@ -2000,7 +1968,21 @@
                                 <w:sz w:val="10"/>
                                 <w:szCs w:val="10"/>
                               </w:rPr>
-                              <w:t>can the QR code or open the verification link to confirm authenticity.</w:t>
+                              <w:t>can the QR code</w:t>
+                            </w:r>
+                            <w:r>
+                              <w:rPr>
+                                <w:sz w:val="10"/>
+                                <w:szCs w:val="10"/>
+                              </w:rPr>
+                              <w:t xml:space="preserve"> </w:t>
+                            </w:r>
+                            <w:r>
+                              <w:rPr>
+                                <w:sz w:val="10"/>
+                                <w:szCs w:val="10"/>
+                              </w:rPr>
+                              <w:t>to confirm authenticity.</w:t>
                             </w:r>
                             <w:r>
                               <w:rPr>
@@ -2145,38 +2127,6 @@
                         </w:rPr>
                         <w:t xml:space="preserve">   </w:t>
                       </w:r>
-                      <w:r>
-                        <w:rPr>
-                          <w:b/>
-                          <w:bCs/>
-                          <w:sz w:val="10"/>
-                          <w:szCs w:val="10"/>
-                        </w:rPr>
-                        <w:t>Document URL:</w:t>
-                      </w:r>
-                      <w:r>
-                        <w:rPr>
-                          <w:sz w:val="10"/>
-                          <w:szCs w:val="10"/>
-                        </w:rPr>
-                        <w:t xml:space="preserve"> {</w:t>
-                      </w:r>
-                      <w:proofErr w:type="spellStart"/>
-                      <w:r>
-                        <w:rPr>
-                          <w:sz w:val="10"/>
-                          <w:szCs w:val="10"/>
-                        </w:rPr>
-                        <w:t>documentVerificationUrl</w:t>
-                      </w:r>
-                      <w:proofErr w:type="spellEnd"/>
-                      <w:r>
-                        <w:rPr>
-                          <w:sz w:val="10"/>
-                          <w:szCs w:val="10"/>
-                        </w:rPr>
-                        <w:t xml:space="preserve">}   </w:t>
-                      </w:r>
                     </w:p>
                     <w:p>
                       <w:pPr>
@@ -2198,7 +2148,21 @@
                           <w:sz w:val="10"/>
                           <w:szCs w:val="10"/>
                         </w:rPr>
-                        <w:t>can the QR code or open the verification link to confirm authenticity.</w:t>
+                        <w:t>can the QR code</w:t>
+                      </w:r>
+                      <w:r>
+                        <w:rPr>
+                          <w:sz w:val="10"/>
+                          <w:szCs w:val="10"/>
+                        </w:rPr>
+                        <w:t xml:space="preserve"> </w:t>
+                      </w:r>
+                      <w:r>
+                        <w:rPr>
+                          <w:sz w:val="10"/>
+                          <w:szCs w:val="10"/>
+                        </w:rPr>
+                        <w:t>to confirm authenticity.</w:t>
                       </w:r>
                       <w:r>
                         <w:rPr>
@@ -4568,7 +4532,6 @@
   <w:style w:type="character" w:default="1" w:styleId="DefaultParagraphFont">
     <w:name w:val="Default Paragraph Font"/>
     <w:uiPriority w:val="1"/>
-    <w:semiHidden/>
     <w:unhideWhenUsed/>
   </w:style>
   <w:style w:type="table" w:default="1" w:styleId="TableNormal">
